--- a/Файлы/1 курс/2 семестр/Функциональное программирование/Лабы/4 лаба/Влад/Отчёт.docx
+++ b/Файлы/1 курс/2 семестр/Функциональное программирование/Лабы/4 лаба/Влад/Отчёт.docx
@@ -1,22 +1,18 @@
 
 <file path=word/document.xml><?xml version="1.0" encoding="utf-8"?>
-<w:document xmlns:wpc="http://schemas.microsoft.com/office/word/2010/wordprocessingCanvas" xmlns:mc="http://schemas.openxmlformats.org/markup-compatibility/2006" xmlns:o="urn:schemas-microsoft-com:office:office" xmlns:r="http://schemas.openxmlformats.org/officeDocument/2006/relationships" xmlns:m="http://schemas.openxmlformats.org/officeDocument/2006/math" xmlns:v="urn:schemas-microsoft-com:vml" xmlns:wp14="http://schemas.microsoft.com/office/word/2010/wordprocessingDrawing" xmlns:wp="http://schemas.openxmlformats.org/drawingml/2006/wordprocessingDrawing" xmlns:w10="urn:schemas-microsoft-com:office:word" xmlns:w="http://schemas.openxmlformats.org/wordprocessingml/2006/main" xmlns:w14="http://schemas.microsoft.com/office/word/2010/wordml" xmlns:w15="http://schemas.microsoft.com/office/word/2012/wordml" xmlns:wpg="http://schemas.microsoft.com/office/word/2010/wordprocessingGroup" xmlns:wpi="http://schemas.microsoft.com/office/word/2010/wordprocessingInk" xmlns:wne="http://schemas.microsoft.com/office/word/2006/wordml" xmlns:wps="http://schemas.microsoft.com/office/word/2010/wordprocessingShape" mc:Ignorable="w14 w15 wp14">
+<w:document xmlns:wpc="http://schemas.microsoft.com/office/word/2010/wordprocessingCanvas" xmlns:cx="http://schemas.microsoft.com/office/drawing/2014/chartex" xmlns:cx1="http://schemas.microsoft.com/office/drawing/2015/9/8/chartex" xmlns:cx2="http://schemas.microsoft.com/office/drawing/2015/10/21/chartex" xmlns:cx3="http://schemas.microsoft.com/office/drawing/2016/5/9/chartex" xmlns:cx4="http://schemas.microsoft.com/office/drawing/2016/5/10/chartex" xmlns:cx5="http://schemas.microsoft.com/office/drawing/2016/5/11/chartex" xmlns:cx6="http://schemas.microsoft.com/office/drawing/2016/5/12/chartex" xmlns:cx7="http://schemas.microsoft.com/office/drawing/2016/5/13/chartex" xmlns:cx8="http://schemas.microsoft.com/office/drawing/2016/5/14/chartex" xmlns:mc="http://schemas.openxmlformats.org/markup-compatibility/2006" xmlns:aink="http://schemas.microsoft.com/office/drawing/2016/ink" xmlns:am3d="http://schemas.microsoft.com/office/drawing/2017/model3d" xmlns:o="urn:schemas-microsoft-com:office:office" xmlns:oel="http://schemas.microsoft.com/office/2019/extlst" xmlns:r="http://schemas.openxmlformats.org/officeDocument/2006/relationships" xmlns:m="http://schemas.openxmlformats.org/officeDocument/2006/math" xmlns:v="urn:schemas-microsoft-com:vml" xmlns:wp14="http://schemas.microsoft.com/office/word/2010/wordprocessingDrawing" xmlns:wp="http://schemas.openxmlformats.org/drawingml/2006/wordprocessingDrawing" xmlns:w10="urn:schemas-microsoft-com:office:word" xmlns:w="http://schemas.openxmlformats.org/wordprocessingml/2006/main" xmlns:w14="http://schemas.microsoft.com/office/word/2010/wordml" xmlns:w15="http://schemas.microsoft.com/office/word/2012/wordml" xmlns:w16cex="http://schemas.microsoft.com/office/word/2018/wordml/cex" xmlns:w16cid="http://schemas.microsoft.com/office/word/2016/wordml/cid" xmlns:w16="http://schemas.microsoft.com/office/word/2018/wordml" xmlns:w16du="http://schemas.microsoft.com/office/word/2023/wordml/word16du" xmlns:w16sdtdh="http://schemas.microsoft.com/office/word/2020/wordml/sdtdatahash" xmlns:w16sdtfl="http://schemas.microsoft.com/office/word/2024/wordml/sdtformatlock" xmlns:w16se="http://schemas.microsoft.com/office/word/2015/wordml/symex" xmlns:wpg="http://schemas.microsoft.com/office/word/2010/wordprocessingGroup" xmlns:wpi="http://schemas.microsoft.com/office/word/2010/wordprocessingInk" xmlns:wne="http://schemas.microsoft.com/office/word/2006/wordml" xmlns:wps="http://schemas.microsoft.com/office/word/2010/wordprocessingShape" mc:Ignorable="w14 w15 w16se w16cid w16 w16cex w16sdtdh w16sdtfl w16du wp14">
   <w:body>
     <w:p>
       <w:pPr>
         <w:pStyle w:val="a3"/>
-        <w:jc w:val="center"/>
       </w:pPr>
       <w:r>
-        <w:t>О</w:t>
-      </w:r>
-      <w:r>
-        <w:t>тчёт по лабораторной работе №4</w:t>
+        <w:t>Отчёт по лабораторной работе №4</w:t>
       </w:r>
     </w:p>
     <w:p>
       <w:pPr>
-        <w:jc w:val="center"/>
+        <w:pStyle w:val="3"/>
       </w:pPr>
       <w:r>
         <w:t>Вариант 5</w:t>
@@ -24,45 +20,32 @@
     </w:p>
     <w:p>
       <w:pPr>
-        <w:pStyle w:val="a5"/>
-        <w:ind w:left="0" w:firstLine="0"/>
+        <w:ind w:firstLine="0"/>
         <w:jc w:val="left"/>
         <w:rPr>
-          <w:sz w:val="24"/>
-          <w:szCs w:val="24"/>
+          <w:b/>
+          <w:bCs/>
+          <w:szCs w:val="28"/>
+        </w:rPr>
+      </w:pPr>
+    </w:p>
+    <w:p>
+      <w:pPr>
+        <w:ind w:firstLine="0"/>
+        <w:jc w:val="left"/>
+        <w:rPr>
+          <w:b/>
+          <w:bCs/>
+          <w:szCs w:val="28"/>
         </w:rPr>
       </w:pPr>
       <w:r>
         <w:rPr>
-          <w:sz w:val="24"/>
-          <w:szCs w:val="24"/>
-        </w:rPr>
-        <w:t xml:space="preserve">1.1 Функция вычисления геометрического среднего элементов списка вещественных чисел с использованием функции </w:t>
-      </w:r>
-      <w:proofErr w:type="spellStart"/>
-      <w:proofErr w:type="gramStart"/>
-      <w:r>
-        <w:rPr>
-          <w:sz w:val="24"/>
-          <w:szCs w:val="24"/>
-        </w:rPr>
-        <w:t>foldr</w:t>
-      </w:r>
-      <w:proofErr w:type="spellEnd"/>
-      <w:r>
-        <w:rPr>
-          <w:sz w:val="24"/>
-          <w:szCs w:val="24"/>
-        </w:rPr>
-        <w:t xml:space="preserve"> .</w:t>
-      </w:r>
-      <w:proofErr w:type="gramEnd"/>
-      <w:r>
-        <w:rPr>
-          <w:sz w:val="24"/>
-          <w:szCs w:val="24"/>
-        </w:rPr>
-        <w:t xml:space="preserve"> Функция должна осуществлять только один проход по списку. </w:t>
+          <w:b/>
+          <w:bCs/>
+          <w:szCs w:val="28"/>
+        </w:rPr>
+        <w:t>Задание:</w:t>
       </w:r>
     </w:p>
     <w:p>
@@ -71,372 +54,19 @@
         <w:ind w:left="0" w:firstLine="0"/>
         <w:jc w:val="left"/>
         <w:rPr>
-          <w:sz w:val="24"/>
-          <w:szCs w:val="24"/>
+          <w:b/>
+          <w:szCs w:val="28"/>
         </w:rPr>
       </w:pPr>
       <w:r>
         <w:rPr>
-          <w:sz w:val="24"/>
-          <w:szCs w:val="24"/>
-        </w:rPr>
-        <w:t xml:space="preserve">1.2 Функция, вычисляющая скалярное произведение двух списков (используйте функции </w:t>
-      </w:r>
-      <w:proofErr w:type="spellStart"/>
-      <w:proofErr w:type="gramStart"/>
-      <w:r>
-        <w:rPr>
-          <w:sz w:val="24"/>
-          <w:szCs w:val="24"/>
-        </w:rPr>
-        <w:t>foldr</w:t>
-      </w:r>
-      <w:proofErr w:type="spellEnd"/>
-      <w:r>
-        <w:rPr>
-          <w:sz w:val="24"/>
-          <w:szCs w:val="24"/>
-        </w:rPr>
-        <w:t xml:space="preserve">  и</w:t>
-      </w:r>
-      <w:proofErr w:type="gramEnd"/>
-      <w:r>
-        <w:rPr>
-          <w:sz w:val="24"/>
-          <w:szCs w:val="24"/>
-        </w:rPr>
-        <w:t xml:space="preserve"> </w:t>
-      </w:r>
-      <w:proofErr w:type="spellStart"/>
-      <w:r>
-        <w:rPr>
-          <w:sz w:val="24"/>
-          <w:szCs w:val="24"/>
-        </w:rPr>
-        <w:t>zipWith</w:t>
-      </w:r>
-      <w:proofErr w:type="spellEnd"/>
-      <w:r>
-        <w:rPr>
-          <w:sz w:val="24"/>
-          <w:szCs w:val="24"/>
-        </w:rPr>
-        <w:t xml:space="preserve"> ). </w:t>
-      </w:r>
-    </w:p>
-    <w:p>
-      <w:pPr>
-        <w:pStyle w:val="a5"/>
-        <w:ind w:left="0" w:firstLine="0"/>
-        <w:jc w:val="left"/>
-        <w:rPr>
-          <w:sz w:val="24"/>
-          <w:szCs w:val="24"/>
-        </w:rPr>
-      </w:pPr>
-      <w:proofErr w:type="gramStart"/>
-      <w:r>
-        <w:rPr>
-          <w:sz w:val="24"/>
-          <w:szCs w:val="24"/>
-        </w:rPr>
-        <w:t>1.3  Функция</w:t>
-      </w:r>
-      <w:proofErr w:type="gramEnd"/>
-      <w:r>
-        <w:rPr>
-          <w:sz w:val="24"/>
-          <w:szCs w:val="24"/>
-        </w:rPr>
-        <w:t xml:space="preserve"> </w:t>
-      </w:r>
-      <w:proofErr w:type="spellStart"/>
-      <w:r>
-        <w:rPr>
-          <w:sz w:val="24"/>
-          <w:szCs w:val="24"/>
-        </w:rPr>
-        <w:t>countNegat</w:t>
-      </w:r>
-      <w:proofErr w:type="spellEnd"/>
-      <w:r>
-        <w:rPr>
-          <w:sz w:val="24"/>
-          <w:szCs w:val="24"/>
-        </w:rPr>
-        <w:t xml:space="preserve"> , возвращающая количество отрицательных элементов в списке. </w:t>
-      </w:r>
-    </w:p>
-    <w:p>
-      <w:pPr>
-        <w:pStyle w:val="a5"/>
-        <w:ind w:left="0" w:firstLine="0"/>
-        <w:jc w:val="left"/>
-        <w:rPr>
-          <w:sz w:val="24"/>
-          <w:szCs w:val="24"/>
-        </w:rPr>
-      </w:pPr>
-      <w:proofErr w:type="gramStart"/>
-      <w:r>
-        <w:rPr>
-          <w:sz w:val="24"/>
-          <w:szCs w:val="24"/>
-        </w:rPr>
-        <w:t>1.4  Функция</w:t>
-      </w:r>
-      <w:proofErr w:type="gramEnd"/>
-      <w:r>
-        <w:rPr>
-          <w:sz w:val="24"/>
-          <w:szCs w:val="24"/>
-        </w:rPr>
-        <w:t xml:space="preserve"> </w:t>
-      </w:r>
-      <w:proofErr w:type="spellStart"/>
-      <w:r>
-        <w:rPr>
-          <w:sz w:val="24"/>
-          <w:szCs w:val="24"/>
-        </w:rPr>
-        <w:t>quicksort</w:t>
-      </w:r>
-      <w:proofErr w:type="spellEnd"/>
-      <w:r>
-        <w:rPr>
-          <w:sz w:val="24"/>
-          <w:szCs w:val="24"/>
-        </w:rPr>
-        <w:t xml:space="preserve"> , осуществляющая быструю сортировку списка по следующему рекурсивному алгоритму. Для того, чтобы отсортировать список </w:t>
-      </w:r>
-      <w:proofErr w:type="spellStart"/>
-      <w:r>
-        <w:rPr>
-          <w:sz w:val="24"/>
-          <w:szCs w:val="24"/>
-        </w:rPr>
-        <w:t>xs</w:t>
-      </w:r>
-      <w:proofErr w:type="spellEnd"/>
-      <w:r>
-        <w:rPr>
-          <w:sz w:val="24"/>
-          <w:szCs w:val="24"/>
-        </w:rPr>
-        <w:t xml:space="preserve">, из него выбирается первый элемент (обозначим его x). Остальной список делится на две части: список, состоящий из элементов </w:t>
-      </w:r>
-      <w:proofErr w:type="spellStart"/>
-      <w:r>
-        <w:rPr>
-          <w:sz w:val="24"/>
-          <w:szCs w:val="24"/>
-        </w:rPr>
-        <w:t>xs</w:t>
-      </w:r>
-      <w:proofErr w:type="spellEnd"/>
-      <w:r>
-        <w:rPr>
-          <w:sz w:val="24"/>
-          <w:szCs w:val="24"/>
-        </w:rPr>
-        <w:t>, меньших x и с</w:t>
-      </w:r>
-      <w:bookmarkStart w:id="0" w:name="_GoBack"/>
-      <w:bookmarkEnd w:id="0"/>
-      <w:r>
-        <w:rPr>
-          <w:sz w:val="24"/>
-          <w:szCs w:val="24"/>
-        </w:rPr>
-        <w:t xml:space="preserve">писок элементов, больших </w:t>
-      </w:r>
-      <w:proofErr w:type="gramStart"/>
-      <w:r>
-        <w:rPr>
-          <w:sz w:val="24"/>
-          <w:szCs w:val="24"/>
-        </w:rPr>
-        <w:t>x .</w:t>
-      </w:r>
-      <w:proofErr w:type="gramEnd"/>
-      <w:r>
-        <w:rPr>
-          <w:sz w:val="24"/>
-          <w:szCs w:val="24"/>
-        </w:rPr>
-        <w:t xml:space="preserve"> Эти списки сортируются (здесь проявляется рекурсия, поскольку они сортируются этим же алгоритмов), а затем из них составляется результирующий список вида </w:t>
-      </w:r>
-      <w:proofErr w:type="spellStart"/>
-      <w:r>
-        <w:rPr>
-          <w:sz w:val="24"/>
-          <w:szCs w:val="24"/>
-        </w:rPr>
-        <w:t>as</w:t>
-      </w:r>
-      <w:proofErr w:type="spellEnd"/>
-      <w:r>
-        <w:rPr>
-          <w:sz w:val="24"/>
-          <w:szCs w:val="24"/>
-        </w:rPr>
-        <w:t xml:space="preserve"> ++ [x] ++ </w:t>
-      </w:r>
-      <w:proofErr w:type="spellStart"/>
-      <w:r>
-        <w:rPr>
-          <w:sz w:val="24"/>
-          <w:szCs w:val="24"/>
-        </w:rPr>
-        <w:t>bs</w:t>
-      </w:r>
-      <w:proofErr w:type="spellEnd"/>
-      <w:r>
-        <w:rPr>
-          <w:sz w:val="24"/>
-          <w:szCs w:val="24"/>
-        </w:rPr>
-        <w:t xml:space="preserve">, где </w:t>
-      </w:r>
-      <w:proofErr w:type="spellStart"/>
-      <w:r>
-        <w:rPr>
-          <w:sz w:val="24"/>
-          <w:szCs w:val="24"/>
-        </w:rPr>
-        <w:t>as</w:t>
-      </w:r>
-      <w:proofErr w:type="spellEnd"/>
-      <w:r>
-        <w:rPr>
-          <w:sz w:val="24"/>
-          <w:szCs w:val="24"/>
-        </w:rPr>
-        <w:t xml:space="preserve"> и </w:t>
-      </w:r>
-      <w:proofErr w:type="spellStart"/>
-      <w:r>
-        <w:rPr>
-          <w:sz w:val="24"/>
-          <w:szCs w:val="24"/>
-        </w:rPr>
-        <w:t>bs</w:t>
-      </w:r>
-      <w:proofErr w:type="spellEnd"/>
-      <w:r>
-        <w:rPr>
-          <w:sz w:val="24"/>
-          <w:szCs w:val="24"/>
-        </w:rPr>
-        <w:t xml:space="preserve"> – отсортированные списки меньших и больших элементов соответственно.  </w:t>
-      </w:r>
-    </w:p>
-    <w:p>
-      <w:pPr>
-        <w:pStyle w:val="a5"/>
-        <w:ind w:left="0" w:firstLine="0"/>
-        <w:jc w:val="left"/>
-        <w:rPr>
-          <w:sz w:val="24"/>
-          <w:szCs w:val="24"/>
-        </w:rPr>
-      </w:pPr>
-      <w:r>
-        <w:rPr>
-          <w:sz w:val="24"/>
-          <w:szCs w:val="24"/>
-        </w:rPr>
-        <w:t xml:space="preserve">1.5 Определенная в предыдущем пункте функция </w:t>
-      </w:r>
-      <w:proofErr w:type="spellStart"/>
-      <w:r>
-        <w:rPr>
-          <w:sz w:val="24"/>
-          <w:szCs w:val="24"/>
-        </w:rPr>
-        <w:t>quicksort</w:t>
-      </w:r>
-      <w:proofErr w:type="spellEnd"/>
-      <w:r>
-        <w:rPr>
-          <w:sz w:val="24"/>
-          <w:szCs w:val="24"/>
-        </w:rPr>
-        <w:t xml:space="preserve"> сортирует список в порядке возрастания. Обобщите ее: пусть она принимает еще один– функцию сравнения типа           a -&gt; a-&gt; </w:t>
-      </w:r>
-      <w:proofErr w:type="spellStart"/>
-      <w:proofErr w:type="gramStart"/>
-      <w:r>
-        <w:rPr>
-          <w:sz w:val="24"/>
-          <w:szCs w:val="24"/>
-        </w:rPr>
-        <w:t>Bool</w:t>
-      </w:r>
-      <w:proofErr w:type="spellEnd"/>
-      <w:r>
-        <w:rPr>
-          <w:sz w:val="24"/>
-          <w:szCs w:val="24"/>
-        </w:rPr>
-        <w:t xml:space="preserve">  и</w:t>
-      </w:r>
-      <w:proofErr w:type="gramEnd"/>
-      <w:r>
-        <w:rPr>
-          <w:sz w:val="24"/>
-          <w:szCs w:val="24"/>
-        </w:rPr>
-        <w:t xml:space="preserve"> сортирует список в соответствие с нею. </w:t>
-      </w:r>
-    </w:p>
-    <w:p>
-      <w:pPr>
-        <w:pStyle w:val="a5"/>
-        <w:ind w:left="0" w:firstLine="0"/>
-        <w:jc w:val="left"/>
-        <w:rPr>
-          <w:sz w:val="24"/>
-          <w:szCs w:val="24"/>
-        </w:rPr>
-      </w:pPr>
-      <w:r>
-        <w:rPr>
-          <w:b/>
-          <w:sz w:val="24"/>
-          <w:szCs w:val="24"/>
-        </w:rPr>
-        <w:t>Код</w:t>
-      </w:r>
-      <w:r>
-        <w:rPr>
-          <w:b/>
-          <w:sz w:val="24"/>
-          <w:szCs w:val="24"/>
-        </w:rPr>
-        <w:t xml:space="preserve"> программы</w:t>
-      </w:r>
-      <w:r>
-        <w:rPr>
-          <w:sz w:val="24"/>
-          <w:szCs w:val="24"/>
-        </w:rPr>
-        <w:t>:</w:t>
-      </w:r>
-    </w:p>
-    <w:p>
-      <w:pPr>
-        <w:pStyle w:val="a5"/>
-        <w:ind w:left="0" w:firstLine="0"/>
-        <w:jc w:val="left"/>
-      </w:pPr>
-      <w:r>
-        <w:lastRenderedPageBreak/>
+          <w:szCs w:val="28"/>
+        </w:rPr>
         <w:drawing>
-          <wp:inline distT="0" distB="0" distL="0" distR="0" wp14:anchorId="2662808E" wp14:editId="2BEA9357">
-            <wp:extent cx="5939790" cy="5633720"/>
-            <wp:effectExtent l="0" t="0" r="3810" b="5080"/>
-            <wp:docPr id="3" name="Рисунок 3"/>
+          <wp:inline distT="0" distB="0" distL="0" distR="0" wp14:anchorId="79DE526F" wp14:editId="610D7118">
+            <wp:extent cx="5039428" cy="5172797"/>
+            <wp:effectExtent l="0" t="0" r="8890" b="8890"/>
+            <wp:docPr id="445190541" name="Рисунок 1"/>
             <wp:cNvGraphicFramePr>
               <a:graphicFrameLocks xmlns:a="http://schemas.openxmlformats.org/drawingml/2006/main" noChangeAspect="1"/>
             </wp:cNvGraphicFramePr>
@@ -444,7 +74,7 @@
               <a:graphicData uri="http://schemas.openxmlformats.org/drawingml/2006/picture">
                 <pic:pic xmlns:pic="http://schemas.openxmlformats.org/drawingml/2006/picture">
                   <pic:nvPicPr>
-                    <pic:cNvPr id="1" name=""/>
+                    <pic:cNvPr id="445190541" name=""/>
                     <pic:cNvPicPr/>
                   </pic:nvPicPr>
                   <pic:blipFill>
@@ -456,7 +86,135 @@
                   <pic:spPr>
                     <a:xfrm>
                       <a:off x="0" y="0"/>
-                      <a:ext cx="5939790" cy="5633720"/>
+                      <a:ext cx="5039428" cy="5172797"/>
+                    </a:xfrm>
+                    <a:prstGeom prst="rect">
+                      <a:avLst/>
+                    </a:prstGeom>
+                  </pic:spPr>
+                </pic:pic>
+              </a:graphicData>
+            </a:graphic>
+          </wp:inline>
+        </w:drawing>
+      </w:r>
+    </w:p>
+    <w:p>
+      <w:pPr>
+        <w:spacing w:line="259" w:lineRule="auto"/>
+        <w:ind w:firstLine="0"/>
+        <w:jc w:val="left"/>
+        <w:rPr>
+          <w:b/>
+          <w:szCs w:val="28"/>
+          <w:lang w:val="en-US"/>
+        </w:rPr>
+      </w:pPr>
+      <w:r>
+        <w:rPr>
+          <w:b/>
+          <w:szCs w:val="28"/>
+          <w:lang w:val="en-US"/>
+        </w:rPr>
+        <w:br w:type="page"/>
+      </w:r>
+    </w:p>
+    <w:p>
+      <w:pPr>
+        <w:pStyle w:val="a5"/>
+        <w:ind w:left="0" w:firstLine="0"/>
+        <w:jc w:val="left"/>
+        <w:rPr>
+          <w:szCs w:val="28"/>
+          <w:lang w:val="en-US"/>
+        </w:rPr>
+      </w:pPr>
+      <w:r>
+        <w:rPr>
+          <w:b/>
+          <w:szCs w:val="28"/>
+        </w:rPr>
+        <w:lastRenderedPageBreak/>
+        <w:t>Код программы</w:t>
+      </w:r>
+      <w:r>
+        <w:rPr>
+          <w:szCs w:val="28"/>
+        </w:rPr>
+        <w:t>:</w:t>
+      </w:r>
+      <w:r>
+        <w:rPr>
+          <w:szCs w:val="28"/>
+          <w:lang w:val="en-US"/>
+        </w:rPr>
+        <w:drawing>
+          <wp:inline distT="0" distB="0" distL="0" distR="0" wp14:anchorId="2433CAA1" wp14:editId="71F136B6">
+            <wp:extent cx="4867954" cy="8878539"/>
+            <wp:effectExtent l="0" t="0" r="8890" b="0"/>
+            <wp:docPr id="274217259" name="Рисунок 1"/>
+            <wp:cNvGraphicFramePr>
+              <a:graphicFrameLocks xmlns:a="http://schemas.openxmlformats.org/drawingml/2006/main" noChangeAspect="1"/>
+            </wp:cNvGraphicFramePr>
+            <a:graphic xmlns:a="http://schemas.openxmlformats.org/drawingml/2006/main">
+              <a:graphicData uri="http://schemas.openxmlformats.org/drawingml/2006/picture">
+                <pic:pic xmlns:pic="http://schemas.openxmlformats.org/drawingml/2006/picture">
+                  <pic:nvPicPr>
+                    <pic:cNvPr id="274217259" name=""/>
+                    <pic:cNvPicPr/>
+                  </pic:nvPicPr>
+                  <pic:blipFill>
+                    <a:blip r:embed="rId5"/>
+                    <a:stretch>
+                      <a:fillRect/>
+                    </a:stretch>
+                  </pic:blipFill>
+                  <pic:spPr>
+                    <a:xfrm>
+                      <a:off x="0" y="0"/>
+                      <a:ext cx="4867954" cy="8878539"/>
+                    </a:xfrm>
+                    <a:prstGeom prst="rect">
+                      <a:avLst/>
+                    </a:prstGeom>
+                  </pic:spPr>
+                </pic:pic>
+              </a:graphicData>
+            </a:graphic>
+          </wp:inline>
+        </w:drawing>
+      </w:r>
+      <w:r>
+        <w:rPr>
+          <w:szCs w:val="28"/>
+          <w:lang w:val="en-US"/>
+        </w:rPr>
+        <w:lastRenderedPageBreak/>
+        <w:drawing>
+          <wp:inline distT="0" distB="0" distL="0" distR="0" wp14:anchorId="5DC7516B" wp14:editId="7EBB3BD5">
+            <wp:extent cx="5939790" cy="4456430"/>
+            <wp:effectExtent l="0" t="0" r="3810" b="1270"/>
+            <wp:docPr id="2098119554" name="Рисунок 1"/>
+            <wp:cNvGraphicFramePr>
+              <a:graphicFrameLocks xmlns:a="http://schemas.openxmlformats.org/drawingml/2006/main" noChangeAspect="1"/>
+            </wp:cNvGraphicFramePr>
+            <a:graphic xmlns:a="http://schemas.openxmlformats.org/drawingml/2006/main">
+              <a:graphicData uri="http://schemas.openxmlformats.org/drawingml/2006/picture">
+                <pic:pic xmlns:pic="http://schemas.openxmlformats.org/drawingml/2006/picture">
+                  <pic:nvPicPr>
+                    <pic:cNvPr id="2098119554" name=""/>
+                    <pic:cNvPicPr/>
+                  </pic:nvPicPr>
+                  <pic:blipFill>
+                    <a:blip r:embed="rId6"/>
+                    <a:stretch>
+                      <a:fillRect/>
+                    </a:stretch>
+                  </pic:blipFill>
+                  <pic:spPr>
+                    <a:xfrm>
+                      <a:off x="0" y="0"/>
+                      <a:ext cx="5939790" cy="4456430"/>
                     </a:xfrm>
                     <a:prstGeom prst="rect">
                       <a:avLst/>
@@ -474,13 +232,38 @@
         <w:pStyle w:val="a5"/>
         <w:ind w:left="0" w:firstLine="0"/>
         <w:jc w:val="left"/>
+        <w:rPr>
+          <w:b/>
+          <w:szCs w:val="28"/>
+        </w:rPr>
       </w:pPr>
       <w:r>
+        <w:rPr>
+          <w:b/>
+          <w:szCs w:val="28"/>
+        </w:rPr>
+        <w:t>Результат работы:</w:t>
+      </w:r>
+    </w:p>
+    <w:p>
+      <w:pPr>
+        <w:pStyle w:val="a5"/>
+        <w:ind w:left="0" w:firstLine="0"/>
+        <w:jc w:val="left"/>
+        <w:rPr>
+          <w:szCs w:val="28"/>
+          <w:lang w:val="en-US"/>
+        </w:rPr>
+      </w:pPr>
+      <w:r>
+        <w:rPr>
+          <w:szCs w:val="28"/>
+        </w:rPr>
         <w:drawing>
-          <wp:inline distT="0" distB="0" distL="0" distR="0" wp14:anchorId="61233C95" wp14:editId="1FD80103">
-            <wp:extent cx="5939790" cy="2634615"/>
-            <wp:effectExtent l="0" t="0" r="3810" b="0"/>
-            <wp:docPr id="4" name="Рисунок 4"/>
+          <wp:inline distT="0" distB="0" distL="0" distR="0" wp14:anchorId="4E391EF2" wp14:editId="4958A536">
+            <wp:extent cx="5822629" cy="3027680"/>
+            <wp:effectExtent l="0" t="0" r="6985" b="1270"/>
+            <wp:docPr id="2141839267" name="Рисунок 1"/>
             <wp:cNvGraphicFramePr>
               <a:graphicFrameLocks xmlns:a="http://schemas.openxmlformats.org/drawingml/2006/main" noChangeAspect="1"/>
             </wp:cNvGraphicFramePr>
@@ -488,11 +271,11 @@
               <a:graphicData uri="http://schemas.openxmlformats.org/drawingml/2006/picture">
                 <pic:pic xmlns:pic="http://schemas.openxmlformats.org/drawingml/2006/picture">
                   <pic:nvPicPr>
-                    <pic:cNvPr id="1" name=""/>
+                    <pic:cNvPr id="2141839267" name=""/>
                     <pic:cNvPicPr/>
                   </pic:nvPicPr>
                   <pic:blipFill>
-                    <a:blip r:embed="rId5"/>
+                    <a:blip r:embed="rId7"/>
                     <a:stretch>
                       <a:fillRect/>
                     </a:stretch>
@@ -500,7 +283,7 @@
                   <pic:spPr>
                     <a:xfrm>
                       <a:off x="0" y="0"/>
-                      <a:ext cx="5939790" cy="2634615"/>
+                      <a:ext cx="5873631" cy="3054200"/>
                     </a:xfrm>
                     <a:prstGeom prst="rect">
                       <a:avLst/>
@@ -513,300 +296,6 @@
         </w:drawing>
       </w:r>
     </w:p>
-    <w:p>
-      <w:pPr>
-        <w:pStyle w:val="a5"/>
-        <w:ind w:left="0" w:firstLine="0"/>
-        <w:jc w:val="left"/>
-      </w:pPr>
-      <w:r>
-        <w:br w:type="page"/>
-      </w:r>
-    </w:p>
-    <w:p>
-      <w:pPr>
-        <w:pStyle w:val="a5"/>
-        <w:ind w:left="0" w:firstLine="0"/>
-        <w:jc w:val="left"/>
-        <w:rPr>
-          <w:b/>
-        </w:rPr>
-      </w:pPr>
-      <w:r>
-        <w:rPr>
-          <w:b/>
-        </w:rPr>
-        <w:lastRenderedPageBreak/>
-        <w:t>Результат работы:</w:t>
-      </w:r>
-    </w:p>
-    <w:p>
-      <w:pPr>
-        <w:pStyle w:val="a5"/>
-        <w:ind w:left="0" w:firstLine="0"/>
-        <w:jc w:val="left"/>
-      </w:pPr>
-      <w:r>
-        <w:drawing>
-          <wp:inline distT="0" distB="0" distL="0" distR="0" wp14:anchorId="3CABA49C" wp14:editId="1FD6CA51">
-            <wp:extent cx="5939790" cy="1750060"/>
-            <wp:effectExtent l="0" t="0" r="3810" b="2540"/>
-            <wp:docPr id="1" name="Рисунок 1"/>
-            <wp:cNvGraphicFramePr>
-              <a:graphicFrameLocks xmlns:a="http://schemas.openxmlformats.org/drawingml/2006/main" noChangeAspect="1"/>
-            </wp:cNvGraphicFramePr>
-            <a:graphic xmlns:a="http://schemas.openxmlformats.org/drawingml/2006/main">
-              <a:graphicData uri="http://schemas.openxmlformats.org/drawingml/2006/picture">
-                <pic:pic xmlns:pic="http://schemas.openxmlformats.org/drawingml/2006/picture">
-                  <pic:nvPicPr>
-                    <pic:cNvPr id="1" name=""/>
-                    <pic:cNvPicPr/>
-                  </pic:nvPicPr>
-                  <pic:blipFill>
-                    <a:blip r:embed="rId6"/>
-                    <a:stretch>
-                      <a:fillRect/>
-                    </a:stretch>
-                  </pic:blipFill>
-                  <pic:spPr>
-                    <a:xfrm>
-                      <a:off x="0" y="0"/>
-                      <a:ext cx="5939790" cy="1750060"/>
-                    </a:xfrm>
-                    <a:prstGeom prst="rect">
-                      <a:avLst/>
-                    </a:prstGeom>
-                  </pic:spPr>
-                </pic:pic>
-              </a:graphicData>
-            </a:graphic>
-          </wp:inline>
-        </w:drawing>
-      </w:r>
-    </w:p>
-    <w:p>
-      <w:pPr>
-        <w:pStyle w:val="a5"/>
-        <w:ind w:left="0" w:firstLine="0"/>
-        <w:jc w:val="left"/>
-      </w:pPr>
-    </w:p>
-    <w:p>
-      <w:pPr>
-        <w:pStyle w:val="a5"/>
-        <w:ind w:left="0" w:firstLine="0"/>
-        <w:jc w:val="left"/>
-      </w:pPr>
-      <w:r>
-        <w:t>2. Вернитесь к заданиям из лабораторной работы № 2 (вторая часть заданий) и реализуйте их с помощью функций высшего порядка. Постарайтесь полностью исключить из определений функций явный проход по списку.</w:t>
-      </w:r>
-    </w:p>
-    <w:p>
-      <w:pPr>
-        <w:pStyle w:val="a5"/>
-        <w:ind w:left="0" w:firstLine="0"/>
-        <w:jc w:val="left"/>
-      </w:pPr>
-      <w:r>
-        <w:t>Задание из лабораторной работы № 2:</w:t>
-      </w:r>
-      <w:r>
-        <w:drawing>
-          <wp:inline distT="0" distB="0" distL="0" distR="0" wp14:anchorId="0E1C5082" wp14:editId="6F493ED9">
-            <wp:extent cx="4229690" cy="171474"/>
-            <wp:effectExtent l="0" t="0" r="0" b="0"/>
-            <wp:docPr id="5" name="Рисунок 5"/>
-            <wp:cNvGraphicFramePr>
-              <a:graphicFrameLocks xmlns:a="http://schemas.openxmlformats.org/drawingml/2006/main" noChangeAspect="1"/>
-            </wp:cNvGraphicFramePr>
-            <a:graphic xmlns:a="http://schemas.openxmlformats.org/drawingml/2006/main">
-              <a:graphicData uri="http://schemas.openxmlformats.org/drawingml/2006/picture">
-                <pic:pic xmlns:pic="http://schemas.openxmlformats.org/drawingml/2006/picture">
-                  <pic:nvPicPr>
-                    <pic:cNvPr id="1" name=""/>
-                    <pic:cNvPicPr/>
-                  </pic:nvPicPr>
-                  <pic:blipFill>
-                    <a:blip r:embed="rId7"/>
-                    <a:stretch>
-                      <a:fillRect/>
-                    </a:stretch>
-                  </pic:blipFill>
-                  <pic:spPr>
-                    <a:xfrm>
-                      <a:off x="0" y="0"/>
-                      <a:ext cx="4229690" cy="171474"/>
-                    </a:xfrm>
-                    <a:prstGeom prst="rect">
-                      <a:avLst/>
-                    </a:prstGeom>
-                  </pic:spPr>
-                </pic:pic>
-              </a:graphicData>
-            </a:graphic>
-          </wp:inline>
-        </w:drawing>
-      </w:r>
-    </w:p>
-    <w:p>
-      <w:pPr>
-        <w:spacing w:after="0"/>
-        <w:ind w:firstLine="0"/>
-        <w:rPr>
-          <w:noProof/>
-          <w:lang w:eastAsia="ru-RU"/>
-        </w:rPr>
-      </w:pPr>
-      <w:r>
-        <w:rPr>
-          <w:b/>
-        </w:rPr>
-        <w:lastRenderedPageBreak/>
-        <w:t>Код:</w:t>
-      </w:r>
-      <w:r>
-        <w:rPr>
-          <w:noProof/>
-          <w:lang w:eastAsia="ru-RU"/>
-        </w:rPr>
-        <w:t xml:space="preserve"> </w:t>
-      </w:r>
-      <w:r>
-        <w:rPr>
-          <w:b/>
-        </w:rPr>
-        <w:drawing>
-          <wp:inline distT="0" distB="0" distL="0" distR="0" wp14:anchorId="67FD10CD" wp14:editId="727A7FFB">
-            <wp:extent cx="5939790" cy="7413625"/>
-            <wp:effectExtent l="0" t="0" r="3810" b="0"/>
-            <wp:docPr id="6" name="Рисунок 6"/>
-            <wp:cNvGraphicFramePr>
-              <a:graphicFrameLocks xmlns:a="http://schemas.openxmlformats.org/drawingml/2006/main" noChangeAspect="1"/>
-            </wp:cNvGraphicFramePr>
-            <a:graphic xmlns:a="http://schemas.openxmlformats.org/drawingml/2006/main">
-              <a:graphicData uri="http://schemas.openxmlformats.org/drawingml/2006/picture">
-                <pic:pic xmlns:pic="http://schemas.openxmlformats.org/drawingml/2006/picture">
-                  <pic:nvPicPr>
-                    <pic:cNvPr id="1" name=""/>
-                    <pic:cNvPicPr/>
-                  </pic:nvPicPr>
-                  <pic:blipFill>
-                    <a:blip r:embed="rId8"/>
-                    <a:stretch>
-                      <a:fillRect/>
-                    </a:stretch>
-                  </pic:blipFill>
-                  <pic:spPr>
-                    <a:xfrm>
-                      <a:off x="0" y="0"/>
-                      <a:ext cx="5939790" cy="7413625"/>
-                    </a:xfrm>
-                    <a:prstGeom prst="rect">
-                      <a:avLst/>
-                    </a:prstGeom>
-                  </pic:spPr>
-                </pic:pic>
-              </a:graphicData>
-            </a:graphic>
-          </wp:inline>
-        </w:drawing>
-      </w:r>
-    </w:p>
-    <w:p>
-      <w:pPr>
-        <w:spacing w:after="0"/>
-        <w:ind w:firstLine="0"/>
-        <w:rPr>
-          <w:b/>
-          <w:noProof/>
-          <w:lang w:eastAsia="ru-RU"/>
-        </w:rPr>
-      </w:pPr>
-      <w:r>
-        <w:rPr>
-          <w:b/>
-          <w:noProof/>
-          <w:lang w:eastAsia="ru-RU"/>
-        </w:rPr>
-        <w:br w:type="page"/>
-      </w:r>
-    </w:p>
-    <w:p>
-      <w:pPr>
-        <w:spacing w:after="0"/>
-        <w:ind w:firstLine="0"/>
-        <w:rPr>
-          <w:b/>
-          <w:noProof/>
-          <w:lang w:eastAsia="ru-RU"/>
-        </w:rPr>
-      </w:pPr>
-      <w:r>
-        <w:rPr>
-          <w:b/>
-          <w:noProof/>
-          <w:lang w:eastAsia="ru-RU"/>
-        </w:rPr>
-        <w:lastRenderedPageBreak/>
-        <w:t>Результат работы:</w:t>
-      </w:r>
-    </w:p>
-    <w:p>
-      <w:pPr>
-        <w:spacing w:after="0"/>
-        <w:ind w:firstLine="0"/>
-        <w:rPr>
-          <w:b/>
-          <w:lang w:val="en-US"/>
-        </w:rPr>
-      </w:pPr>
-      <w:r>
-        <w:rPr>
-          <w:b/>
-          <w:lang w:val="en-US"/>
-        </w:rPr>
-        <w:drawing>
-          <wp:inline distT="0" distB="0" distL="0" distR="0" wp14:anchorId="608CB585" wp14:editId="111C9A8B">
-            <wp:extent cx="5939790" cy="1922780"/>
-            <wp:effectExtent l="0" t="0" r="3810" b="1270"/>
-            <wp:docPr id="7" name="Рисунок 7"/>
-            <wp:cNvGraphicFramePr>
-              <a:graphicFrameLocks xmlns:a="http://schemas.openxmlformats.org/drawingml/2006/main" noChangeAspect="1"/>
-            </wp:cNvGraphicFramePr>
-            <a:graphic xmlns:a="http://schemas.openxmlformats.org/drawingml/2006/main">
-              <a:graphicData uri="http://schemas.openxmlformats.org/drawingml/2006/picture">
-                <pic:pic xmlns:pic="http://schemas.openxmlformats.org/drawingml/2006/picture">
-                  <pic:nvPicPr>
-                    <pic:cNvPr id="1" name=""/>
-                    <pic:cNvPicPr/>
-                  </pic:nvPicPr>
-                  <pic:blipFill>
-                    <a:blip r:embed="rId9"/>
-                    <a:stretch>
-                      <a:fillRect/>
-                    </a:stretch>
-                  </pic:blipFill>
-                  <pic:spPr>
-                    <a:xfrm>
-                      <a:off x="0" y="0"/>
-                      <a:ext cx="5939790" cy="1922780"/>
-                    </a:xfrm>
-                    <a:prstGeom prst="rect">
-                      <a:avLst/>
-                    </a:prstGeom>
-                  </pic:spPr>
-                </pic:pic>
-              </a:graphicData>
-            </a:graphic>
-          </wp:inline>
-        </w:drawing>
-      </w:r>
-    </w:p>
-    <w:p>
-      <w:pPr>
-        <w:spacing w:after="0"/>
-      </w:pPr>
-    </w:p>
     <w:sectPr>
       <w:pgSz w:w="11906" w:h="16838" w:code="9"/>
       <w:pgMar w:top="1134" w:right="851" w:bottom="1134" w:left="1701" w:header="709" w:footer="709" w:gutter="0"/>
@@ -818,7 +307,7 @@
 </file>
 
 <file path=word/styles.xml><?xml version="1.0" encoding="utf-8"?>
-<w:styles xmlns:mc="http://schemas.openxmlformats.org/markup-compatibility/2006" xmlns:r="http://schemas.openxmlformats.org/officeDocument/2006/relationships" xmlns:w="http://schemas.openxmlformats.org/wordprocessingml/2006/main" xmlns:w14="http://schemas.microsoft.com/office/word/2010/wordml" xmlns:w15="http://schemas.microsoft.com/office/word/2012/wordml" mc:Ignorable="w14 w15">
+<w:styles xmlns:mc="http://schemas.openxmlformats.org/markup-compatibility/2006" xmlns:r="http://schemas.openxmlformats.org/officeDocument/2006/relationships" xmlns:w="http://schemas.openxmlformats.org/wordprocessingml/2006/main" xmlns:w14="http://schemas.microsoft.com/office/word/2010/wordml" xmlns:w15="http://schemas.microsoft.com/office/word/2012/wordml" xmlns:w16cex="http://schemas.microsoft.com/office/word/2018/wordml/cex" xmlns:w16cid="http://schemas.microsoft.com/office/word/2016/wordml/cid" xmlns:w16="http://schemas.microsoft.com/office/word/2018/wordml" xmlns:w16du="http://schemas.microsoft.com/office/word/2023/wordml/word16du" xmlns:w16sdtdh="http://schemas.microsoft.com/office/word/2020/wordml/sdtdatahash" xmlns:w16sdtfl="http://schemas.microsoft.com/office/word/2024/wordml/sdtformatlock" xmlns:w16se="http://schemas.microsoft.com/office/word/2015/wordml/symex" mc:Ignorable="w14 w15 w16se w16cid w16 w16cex w16sdtdh w16sdtfl w16du">
   <w:docDefaults>
     <w:rPrDefault>
       <w:rPr>
@@ -834,7 +323,7 @@
       </w:pPr>
     </w:pPrDefault>
   </w:docDefaults>
-  <w:latentStyles w:defLockedState="0" w:defUIPriority="99" w:defSemiHidden="0" w:defUnhideWhenUsed="0" w:defQFormat="0" w:count="371">
+  <w:latentStyles w:defLockedState="0" w:defUIPriority="99" w:defSemiHidden="0" w:defUnhideWhenUsed="0" w:defQFormat="0" w:count="376">
     <w:lsdException w:name="Normal" w:uiPriority="0" w:qFormat="1"/>
     <w:lsdException w:name="heading 1" w:uiPriority="9" w:qFormat="1"/>
     <w:lsdException w:name="heading 2" w:semiHidden="1" w:uiPriority="9" w:unhideWhenUsed="1" w:qFormat="1"/>
@@ -1206,6 +695,11 @@
     <w:lsdException w:name="List Table 5 Dark Accent 6" w:uiPriority="50"/>
     <w:lsdException w:name="List Table 6 Colorful Accent 6" w:uiPriority="51"/>
     <w:lsdException w:name="List Table 7 Colorful Accent 6" w:uiPriority="52"/>
+    <w:lsdException w:name="Mention" w:semiHidden="1" w:unhideWhenUsed="1"/>
+    <w:lsdException w:name="Smart Hyperlink" w:semiHidden="1" w:unhideWhenUsed="1"/>
+    <w:lsdException w:name="Hashtag" w:semiHidden="1" w:unhideWhenUsed="1"/>
+    <w:lsdException w:name="Unresolved Mention" w:semiHidden="1" w:unhideWhenUsed="1"/>
+    <w:lsdException w:name="Smart Link" w:semiHidden="1" w:unhideWhenUsed="1"/>
   </w:latentStyles>
   <w:style w:type="paragraph" w:default="1" w:styleId="a">
     <w:name w:val="Normal"/>
@@ -1254,13 +748,13 @@
     <w:uiPriority w:val="9"/>
     <w:unhideWhenUsed/>
     <w:qFormat/>
-    <w:rsid w:val="008D6421"/>
+    <w:rsid w:val="009B47F3"/>
     <w:pPr>
       <w:keepNext/>
       <w:keepLines/>
       <w:spacing w:before="40" w:after="0" w:line="240" w:lineRule="auto"/>
       <w:ind w:firstLine="0"/>
-      <w:jc w:val="left"/>
+      <w:jc w:val="center"/>
       <w:outlineLvl w:val="2"/>
     </w:pPr>
     <w:rPr>
@@ -1315,7 +809,7 @@
     <w:basedOn w:val="a0"/>
     <w:link w:val="3"/>
     <w:uiPriority w:val="9"/>
-    <w:rsid w:val="008D6421"/>
+    <w:rsid w:val="009B47F3"/>
     <w:rPr>
       <w:rFonts w:asciiTheme="majorHAnsi" w:eastAsiaTheme="majorEastAsia" w:hAnsiTheme="majorHAnsi" w:cstheme="majorBidi"/>
       <w:b/>
@@ -1345,7 +839,7 @@
     </w:rPr>
   </w:style>
   <w:style w:type="character" w:customStyle="1" w:styleId="a4">
-    <w:name w:val="Название Знак"/>
+    <w:name w:val="Заголовок Знак"/>
     <w:basedOn w:val="a0"/>
     <w:link w:val="a3"/>
     <w:uiPriority w:val="10"/>
